--- a/document/graduate.docx
+++ b/document/graduate.docx
@@ -341,13 +341,23 @@
       </w:pPr>
       <w:r>
         <w:rPr>
+          <w:rFonts w:asciiTheme="minorBidi" w:hAnsiTheme="minorBidi"/>
+          <w:b/>
+          <w:color w:val="000000" w:themeColor="text1"/>
+          <w:sz w:val="32"/>
+          <w:szCs w:val="32"/>
+        </w:rPr>
+        <w:t>Majed</w:t>
+      </w:r>
+      <w:r>
+        <w:rPr>
           <w:rFonts w:asciiTheme="minorBidi" w:hAnsiTheme="minorBidi" w:hint="cs"/>
           <w:b/>
           <w:color w:val="000000" w:themeColor="text1"/>
           <w:sz w:val="32"/>
           <w:szCs w:val="32"/>
         </w:rPr>
-        <w:t xml:space="preserve">Alaa </w:t>
+        <w:t xml:space="preserve"> </w:t>
       </w:r>
       <w:r>
         <w:rPr>
@@ -357,18 +367,30 @@
           <w:sz w:val="32"/>
           <w:szCs w:val="32"/>
         </w:rPr>
-        <w:t xml:space="preserve">George </w:t>
+        <w:t>Maher</w:t>
       </w:r>
       <w:r>
         <w:rPr>
-          <w:rFonts w:asciiTheme="minorBidi" w:hAnsiTheme="minorBidi" w:hint="cs"/>
+          <w:rFonts w:asciiTheme="minorBidi" w:hAnsiTheme="minorBidi"/>
           <w:b/>
           <w:color w:val="000000" w:themeColor="text1"/>
           <w:sz w:val="32"/>
           <w:szCs w:val="32"/>
         </w:rPr>
-        <w:t>Karma</w:t>
+        <w:t xml:space="preserve"> </w:t>
       </w:r>
+      <w:proofErr w:type="spellStart"/>
+      <w:r>
+        <w:rPr>
+          <w:rFonts w:asciiTheme="minorBidi" w:hAnsiTheme="minorBidi"/>
+          <w:b/>
+          <w:color w:val="000000" w:themeColor="text1"/>
+          <w:sz w:val="32"/>
+          <w:szCs w:val="32"/>
+        </w:rPr>
+        <w:t>Jammoul</w:t>
+      </w:r>
+      <w:proofErr w:type="spellEnd"/>
     </w:p>
     <w:p>
       <w:pPr>
@@ -740,14 +762,14 @@
           <w:sz w:val="24"/>
           <w:szCs w:val="24"/>
         </w:rPr>
-        <w:t xml:space="preserve"> Alaa </w:t>
+        <w:t xml:space="preserve"> </w:t>
       </w:r>
       <w:r>
         <w:rPr>
           <w:sz w:val="24"/>
           <w:szCs w:val="24"/>
         </w:rPr>
-        <w:t xml:space="preserve">George </w:t>
+        <w:t>Majed</w:t>
       </w:r>
       <w:r>
         <w:rPr>
@@ -755,8 +777,31 @@
           <w:sz w:val="24"/>
           <w:szCs w:val="24"/>
         </w:rPr>
-        <w:t>Karma</w:t>
+        <w:t xml:space="preserve"> </w:t>
       </w:r>
+      <w:r>
+        <w:rPr>
+          <w:sz w:val="24"/>
+          <w:szCs w:val="24"/>
+        </w:rPr>
+        <w:t>Maher</w:t>
+      </w:r>
+      <w:r>
+        <w:rPr>
+          <w:sz w:val="24"/>
+          <w:szCs w:val="24"/>
+        </w:rPr>
+        <w:t xml:space="preserve"> </w:t>
+      </w:r>
+      <w:proofErr w:type="spellStart"/>
+      <w:r>
+        <w:rPr>
+          <w:sz w:val="24"/>
+          <w:szCs w:val="24"/>
+        </w:rPr>
+        <w:t>Jammoul</w:t>
+      </w:r>
+      <w:proofErr w:type="spellEnd"/>
     </w:p>
     <w:p>
       <w:pPr>
